--- a/L43_P2_Do_Now.docx
+++ b/L43_P2_Do_Now.docx
@@ -263,7 +263,7 @@
         <w:t>What is the simplified form of the rational expression? What is the domain?</w:t>
         <w:br/>
         <w:br/>
-        <w:t>(x^3+9x^2-10x)/(x^3-9x^2-10x)</w:t>
+        <w:t>(x³+9x²-10x)/(x³-9x²-10x)</w:t>
       </w:r>
     </w:p>
     <w:p>
